--- a/06-学生侧材料/讲义/_数学工具/数学工具-第0讲-全册导言与大纲.docx
+++ b/06-学生侧材料/讲义/_数学工具/数学工具-第0讲-全册导言与大纲.docx
@@ -6654,10 +6654,10 @@
         </w:tblBorders>
       </w:tblPr>
       <w:tblGrid>
-        <w:gridCol w:w="1980"/>
-        <w:gridCol w:w="1980"/>
-        <w:gridCol w:w="1980"/>
-        <w:gridCol w:w="1980"/>
+        <w:gridCol w:w="1386"/>
+        <w:gridCol w:w="1188"/>
+        <w:gridCol w:w="2442"/>
+        <w:gridCol w:w="2904"/>
       </w:tblGrid>
       <w:tr>
         <w:trPr>
